--- a/outputs/08_委托指令单_2026-09-09.docx
+++ b/outputs/08_委托指令单_2026-09-09.docx
@@ -177,6 +177,134 @@
                 <w:sz w:val="18"/>
               </w:rPr>
               <w:t>理由</w:t>
+            </w:r>
+          </w:p>
+        </w:tc>
+      </w:tr>
+      <w:tr>
+        <w:tc>
+          <w:tcPr>
+            <w:tcW w:type="dxa" w:w="907"/>
+          </w:tcPr>
+          <w:p>
+            <w:pPr>
+              <w:jc w:val="center"/>
+            </w:pPr>
+            <w:r/>
+            <w:r>
+              <w:rPr>
+                <w:rFonts w:ascii="Times New Roman" w:hAnsi="Times New Roman" w:eastAsia="宋体"/>
+                <w:sz w:val="18"/>
+              </w:rPr>
+              <w:t>买入</w:t>
+            </w:r>
+          </w:p>
+        </w:tc>
+        <w:tc>
+          <w:tcPr>
+            <w:tcW w:type="dxa" w:w="1474"/>
+          </w:tcPr>
+          <w:p>
+            <w:pPr>
+              <w:jc w:val="center"/>
+            </w:pPr>
+            <w:r/>
+            <w:r>
+              <w:rPr>
+                <w:rFonts w:ascii="Times New Roman" w:hAnsi="Times New Roman" w:eastAsia="宋体"/>
+                <w:sz w:val="18"/>
+              </w:rPr>
+              <w:t>紫金矿业</w:t>
+            </w:r>
+          </w:p>
+        </w:tc>
+        <w:tc>
+          <w:tcPr>
+            <w:tcW w:type="dxa" w:w="1247"/>
+          </w:tcPr>
+          <w:p>
+            <w:pPr>
+              <w:jc w:val="center"/>
+            </w:pPr>
+            <w:r/>
+            <w:r>
+              <w:rPr>
+                <w:rFonts w:ascii="Times New Roman" w:hAnsi="Times New Roman" w:eastAsia="宋体"/>
+                <w:sz w:val="18"/>
+              </w:rPr>
+              <w:t>601899</w:t>
+            </w:r>
+          </w:p>
+        </w:tc>
+        <w:tc>
+          <w:tcPr>
+            <w:tcW w:type="dxa" w:w="1020"/>
+          </w:tcPr>
+          <w:p>
+            <w:pPr>
+              <w:jc w:val="center"/>
+            </w:pPr>
+            <w:r/>
+            <w:r>
+              <w:rPr>
+                <w:rFonts w:ascii="Times New Roman" w:hAnsi="Times New Roman" w:eastAsia="宋体"/>
+                <w:sz w:val="18"/>
+              </w:rPr>
+              <w:t>34.40</w:t>
+            </w:r>
+          </w:p>
+        </w:tc>
+        <w:tc>
+          <w:tcPr>
+            <w:tcW w:type="dxa" w:w="1134"/>
+          </w:tcPr>
+          <w:p>
+            <w:pPr>
+              <w:jc w:val="center"/>
+            </w:pPr>
+            <w:r/>
+            <w:r>
+              <w:rPr>
+                <w:rFonts w:ascii="Times New Roman" w:hAnsi="Times New Roman" w:eastAsia="宋体"/>
+                <w:sz w:val="18"/>
+              </w:rPr>
+              <w:t>16700</w:t>
+            </w:r>
+          </w:p>
+        </w:tc>
+        <w:tc>
+          <w:tcPr>
+            <w:tcW w:type="dxa" w:w="1361"/>
+          </w:tcPr>
+          <w:p>
+            <w:pPr>
+              <w:jc w:val="center"/>
+            </w:pPr>
+            <w:r/>
+            <w:r>
+              <w:rPr>
+                <w:rFonts w:ascii="Times New Roman" w:hAnsi="Times New Roman" w:eastAsia="宋体"/>
+                <w:sz w:val="18"/>
+              </w:rPr>
+              <w:t>574480</w:t>
+            </w:r>
+          </w:p>
+        </w:tc>
+        <w:tc>
+          <w:tcPr>
+            <w:tcW w:type="dxa" w:w="3402"/>
+          </w:tcPr>
+          <w:p>
+            <w:pPr>
+              <w:jc w:val="center"/>
+            </w:pPr>
+            <w:r/>
+            <w:r>
+              <w:rPr>
+                <w:rFonts w:ascii="Times New Roman" w:hAnsi="Times New Roman" w:eastAsia="宋体"/>
+                <w:sz w:val="18"/>
+              </w:rPr>
+              <w:t>综合评分80.0分（基本面100/技术面60.0）达标，目标仓位24%，买入后占比24.0%</w:t>
             </w:r>
           </w:p>
         </w:tc>
